--- a/docs/questions/qs-introtottesting.docx
+++ b/docs/questions/qs-introtottesting.docx
@@ -128,7 +128,23 @@
         <w:t xml:space="preserve"> </w:t>
       </w:r>
       <w:r>
-        <w:t xml:space="preserve">What is the rule of thumb for sample size in</w:t>
+        <w:t xml:space="preserve">What is the</w:t>
+      </w:r>
+      <w:r>
+        <w:t xml:space="preserve"> </w:t>
+      </w:r>
+      <w:r>
+        <w:rPr>
+          <w:i/>
+          <w:iCs/>
+        </w:rPr>
+        <w:t xml:space="preserve">rule of thumb</w:t>
+      </w:r>
+      <w:r>
+        <w:t xml:space="preserve"> </w:t>
+      </w:r>
+      <w:r>
+        <w:t xml:space="preserve">for sample size in</w:t>
       </w:r>
       <w:r>
         <w:t xml:space="preserve"> </w:t>
@@ -157,7 +173,18 @@
         <w:t xml:space="preserve"> </w:t>
       </w:r>
       <w:r>
-        <w:t xml:space="preserve">What is the definition of a t test?</w:t>
+        <w:t xml:space="preserve">What is the definition of a</w:t>
+      </w:r>
+      <w:r>
+        <w:t xml:space="preserve"> </w:t>
+      </w:r>
+      <m:oMath>
+        <m:r>
+          <m:t>t</m:t>
+        </m:r>
+      </m:oMath>
+      <w:r>
+        <w:t xml:space="preserve">-test?</w:t>
       </w:r>
     </w:p>
     <w:p>
@@ -175,7 +202,18 @@
         <w:t xml:space="preserve"> </w:t>
       </w:r>
       <w:r>
-        <w:t xml:space="preserve">What is the definition of a Student’s t test?</w:t>
+        <w:t xml:space="preserve">What is the definition of a Student’s</w:t>
+      </w:r>
+      <w:r>
+        <w:t xml:space="preserve"> </w:t>
+      </w:r>
+      <m:oMath>
+        <m:r>
+          <m:t>t</m:t>
+        </m:r>
+      </m:oMath>
+      <w:r>
+        <w:t xml:space="preserve">-test?</w:t>
       </w:r>
     </w:p>
     <w:p>
@@ -193,7 +231,18 @@
         <w:t xml:space="preserve"> </w:t>
       </w:r>
       <w:r>
-        <w:t xml:space="preserve">What is the definition of a Welch’s t test?</w:t>
+        <w:t xml:space="preserve">What is the definition of a Welch’s</w:t>
+      </w:r>
+      <w:r>
+        <w:t xml:space="preserve"> </w:t>
+      </w:r>
+      <m:oMath>
+        <m:r>
+          <m:t>t</m:t>
+        </m:r>
+      </m:oMath>
+      <w:r>
+        <w:t xml:space="preserve">-test?</w:t>
       </w:r>
     </w:p>
     <w:bookmarkEnd w:id="21"/>

--- a/docs/questions/qs-introtottesting.docx
+++ b/docs/questions/qs-introtottesting.docx
@@ -74,7 +74,7 @@
         </w:rPr>
         <w:t xml:space="preserve"> </w:t>
       </w:r>
-      <w:hyperlink r:id="rId20">
+      <w:hyperlink r:id="rId9">
         <w:r>
           <w:rPr>
             <w:rStyle w:val="Hyperlink"/>
@@ -87,7 +87,7 @@
       <w:r>
         <w:t xml:space="preserve"> </w:t>
       </w:r>
-      <w:hyperlink r:id="rId20">
+      <w:hyperlink r:id="rId9">
         <m:oMath>
           <m:r>
             <m:t>t</m:t>
@@ -104,7 +104,7 @@
         <w:t xml:space="preserve">.</w:t>
       </w:r>
     </w:p>
-    <w:bookmarkStart w:id="21" w:name="q1"/>
+    <w:bookmarkStart w:id="10" w:name="q1"/>
     <w:p>
       <w:pPr>
         <w:pStyle w:val="Heading2"/>
@@ -245,8 +245,8 @@
         <w:t xml:space="preserve">-test?</w:t>
       </w:r>
     </w:p>
-    <w:bookmarkEnd w:id="21"/>
-    <w:bookmarkStart w:id="22" w:name="q2"/>
+    <w:bookmarkEnd w:id="10"/>
+    <w:bookmarkStart w:id="11" w:name="q2"/>
     <w:p>
       <w:pPr>
         <w:pStyle w:val="Heading2"/>
@@ -827,8 +827,8 @@
         <w:t xml:space="preserve">-test?</w:t>
       </w:r>
     </w:p>
-    <w:bookmarkEnd w:id="22"/>
-    <w:bookmarkStart w:id="23" w:name="q3"/>
+    <w:bookmarkEnd w:id="11"/>
+    <w:bookmarkStart w:id="12" w:name="q3"/>
     <w:p>
       <w:pPr>
         <w:pStyle w:val="Heading2"/>
@@ -944,28 +944,30 @@
         <w:t xml:space="preserve"> </w:t>
       </w:r>
       <m:oMath>
-        <m:d>
-          <m:dPr>
-            <m:begChr m:val="("/>
-            <m:sepChr m:val=""/>
-            <m:endChr m:val=")"/>
-            <m:grow/>
-          </m:dPr>
+        <m:r>
+          <m:rPr>
+            <m:sty m:val="p"/>
+          </m:rPr>
+          <m:t>(</m:t>
+        </m:r>
+        <m:sSub>
           <m:e>
-            <m:sSub>
-              <m:e>
-                <m:r>
-                  <m:t>μ</m:t>
-                </m:r>
-              </m:e>
-              <m:sub>
-                <m:r>
-                  <m:t>1</m:t>
-                </m:r>
-              </m:sub>
-            </m:sSub>
+            <m:r>
+              <m:t>μ</m:t>
+            </m:r>
           </m:e>
-        </m:d>
+          <m:sub>
+            <m:r>
+              <m:t>1</m:t>
+            </m:r>
+          </m:sub>
+        </m:sSub>
+        <m:r>
+          <m:rPr>
+            <m:sty m:val="p"/>
+          </m:rPr>
+          <m:t>)</m:t>
+        </m:r>
       </m:oMath>
       <w:r>
         <w:t xml:space="preserve"> </w:t>
@@ -977,28 +979,30 @@
         <w:t xml:space="preserve"> </w:t>
       </w:r>
       <m:oMath>
-        <m:d>
-          <m:dPr>
-            <m:begChr m:val="("/>
-            <m:sepChr m:val=""/>
-            <m:endChr m:val=")"/>
-            <m:grow/>
-          </m:dPr>
+        <m:r>
+          <m:rPr>
+            <m:sty m:val="p"/>
+          </m:rPr>
+          <m:t>(</m:t>
+        </m:r>
+        <m:sSub>
           <m:e>
-            <m:sSub>
-              <m:e>
-                <m:r>
-                  <m:t>μ</m:t>
-                </m:r>
-              </m:e>
-              <m:sub>
-                <m:r>
-                  <m:t>2</m:t>
-                </m:r>
-              </m:sub>
-            </m:sSub>
+            <m:r>
+              <m:t>μ</m:t>
+            </m:r>
           </m:e>
-        </m:d>
+          <m:sub>
+            <m:r>
+              <m:t>2</m:t>
+            </m:r>
+          </m:sub>
+        </m:sSub>
+        <m:r>
+          <m:rPr>
+            <m:sty m:val="p"/>
+          </m:rPr>
+          <m:t>)</m:t>
+        </m:r>
       </m:oMath>
       <w:r>
         <w:t xml:space="preserve">. They want to test if they earns more than Lovelace’s Lollies do.</w:t>
@@ -1036,28 +1040,30 @@
         <w:t xml:space="preserve"> </w:t>
       </w:r>
       <m:oMath>
-        <m:d>
-          <m:dPr>
-            <m:begChr m:val="("/>
-            <m:sepChr m:val=""/>
-            <m:endChr m:val=")"/>
-            <m:grow/>
-          </m:dPr>
+        <m:r>
+          <m:rPr>
+            <m:sty m:val="p"/>
+          </m:rPr>
+          <m:t>(</m:t>
+        </m:r>
+        <m:sSub>
           <m:e>
-            <m:sSub>
-              <m:e>
-                <m:r>
-                  <m:t>μ</m:t>
-                </m:r>
-              </m:e>
-              <m:sub>
-                <m:r>
-                  <m:t>1</m:t>
-                </m:r>
-              </m:sub>
-            </m:sSub>
+            <m:r>
+              <m:t>μ</m:t>
+            </m:r>
           </m:e>
-        </m:d>
+          <m:sub>
+            <m:r>
+              <m:t>1</m:t>
+            </m:r>
+          </m:sub>
+        </m:sSub>
+        <m:r>
+          <m:rPr>
+            <m:sty m:val="p"/>
+          </m:rPr>
+          <m:t>)</m:t>
+        </m:r>
       </m:oMath>
       <w:r>
         <w:t xml:space="preserve"> </w:t>
@@ -1069,28 +1075,30 @@
         <w:t xml:space="preserve"> </w:t>
       </w:r>
       <m:oMath>
-        <m:d>
-          <m:dPr>
-            <m:begChr m:val="("/>
-            <m:sepChr m:val=""/>
-            <m:endChr m:val=")"/>
-            <m:grow/>
-          </m:dPr>
+        <m:r>
+          <m:rPr>
+            <m:sty m:val="p"/>
+          </m:rPr>
+          <m:t>(</m:t>
+        </m:r>
+        <m:sSub>
           <m:e>
-            <m:sSub>
-              <m:e>
-                <m:r>
-                  <m:t>μ</m:t>
-                </m:r>
-              </m:e>
-              <m:sub>
-                <m:r>
-                  <m:t>2</m:t>
-                </m:r>
-              </m:sub>
-            </m:sSub>
+            <m:r>
+              <m:t>μ</m:t>
+            </m:r>
           </m:e>
-        </m:d>
+          <m:sub>
+            <m:r>
+              <m:t>2</m:t>
+            </m:r>
+          </m:sub>
+        </m:sSub>
+        <m:r>
+          <m:rPr>
+            <m:sty m:val="p"/>
+          </m:rPr>
+          <m:t>)</m:t>
+        </m:r>
       </m:oMath>
       <w:r>
         <w:t xml:space="preserve"> </w:t>
@@ -1099,8 +1107,8 @@
         <w:t xml:space="preserve">to test if there is a difference.</w:t>
       </w:r>
     </w:p>
-    <w:bookmarkEnd w:id="23"/>
-    <w:bookmarkStart w:id="24" w:name="q4"/>
+    <w:bookmarkEnd w:id="12"/>
+    <w:bookmarkStart w:id="13" w:name="q4"/>
     <w:p>
       <w:pPr>
         <w:pStyle w:val="Heading2"/>
@@ -1938,8 +1946,8 @@
         <w:t xml:space="preserve">Why?</w:t>
       </w:r>
     </w:p>
-    <w:bookmarkEnd w:id="24"/>
-    <w:bookmarkStart w:id="26" w:name="q5"/>
+    <w:bookmarkEnd w:id="13"/>
+    <w:bookmarkStart w:id="15" w:name="q5"/>
     <w:p>
       <w:pPr>
         <w:pStyle w:val="Heading2"/>
@@ -2157,7 +2165,7 @@
       <w:pPr>
         <w:pStyle w:val="FirstParagraph"/>
       </w:pPr>
-      <w:hyperlink r:id="rId25">
+      <w:hyperlink r:id="rId14">
         <w:r>
           <w:rPr>
             <w:rStyle w:val="Hyperlink"/>
@@ -2173,8 +2181,8 @@
         </w:pict>
       </w:r>
     </w:p>
-    <w:bookmarkEnd w:id="26"/>
-    <w:bookmarkStart w:id="28" w:name="version-history-and-licensing"/>
+    <w:bookmarkEnd w:id="15"/>
+    <w:bookmarkStart w:id="17" w:name="version-history-and-licensing"/>
     <w:p>
       <w:pPr>
         <w:pStyle w:val="Heading2"/>
@@ -2195,7 +2203,7 @@
       <w:pPr>
         <w:pStyle w:val="BodyText"/>
       </w:pPr>
-      <w:hyperlink r:id="rId27">
+      <w:hyperlink r:id="rId16">
         <w:r>
           <w:rPr>
             <w:rStyle w:val="Hyperlink"/>
@@ -2204,7 +2212,7 @@
         </w:r>
       </w:hyperlink>
     </w:p>
-    <w:bookmarkEnd w:id="28"/>
+    <w:bookmarkEnd w:id="17"/>
     <w:sectPr>
       <w:pgSz w:h="15840" w:w="12240"/>
       <w:pgMar w:bottom="1440" w:footer="720" w:gutter="0" w:header="720" w:left="1440" w:right="1440" w:top="1440"/>
